--- a/ACTIVIDADES/DIA-4.docx
+++ b/ACTIVIDADES/DIA-4.docx
@@ -16,7 +16,7 @@
           <w:szCs w:val="26"/>
         </w:rPr>
       </w:pPr>
-      <w:bookmarkStart w:colFirst="0" w:colLast="0" w:name="_362japinf8gs" w:id="0"/>
+      <w:bookmarkStart w:colFirst="0" w:colLast="0" w:name="_sucig34klpol" w:id="0"/>
       <w:bookmarkEnd w:id="0"/>
       <w:r>
         <w:rPr>
@@ -893,7 +893,7 @@
           <w:szCs w:val="26"/>
         </w:rPr>
       </w:pPr>
-      <w:bookmarkStart w:colFirst="0" w:colLast="0" w:name="_s5leacena0hs" w:id="1"/>
+      <w:bookmarkStart w:colFirst="0" w:colLast="0" w:name="_bqcmvrf4hjf7" w:id="1"/>
       <w:bookmarkEnd w:id="1"/>
       <w:r>
         <w:rPr>
@@ -922,7 +922,24 @@
           <w:bCs w:val="1"/>
           <w:rtl w:val="0"/>
         </w:rPr>
-        <w:t xml:space="preserve">Vinculación de Estilos Globales:</w:t>
+        <w:t xml:space="preserve">Creación de </w:t>
+      </w:r>
+      <w:r>
+        <w:rPr>
+          <w:b w:val="1"/>
+          <w:bCs w:val="1"/>
+          <w:color w:val="188038"/>
+          <w:rtl w:val="0"/>
+        </w:rPr>
+        <w:t xml:space="preserve">css/estilos.css</w:t>
+      </w:r>
+      <w:r>
+        <w:rPr>
+          <w:b w:val="1"/>
+          <w:bCs w:val="1"/>
+          <w:rtl w:val="0"/>
+        </w:rPr>
+        <w:t xml:space="preserve">:</w:t>
       </w:r>
     </w:p>
     <w:p>
@@ -938,59 +955,20 @@
         <w:rPr>
           <w:rtl w:val="0"/>
         </w:rPr>
-        <w:t xml:space="preserve">Se enlazó la hoja </w:t>
+        <w:t xml:space="preserve">Se importaron los tokens de diseño creados el Día 2 (</w:t>
       </w:r>
       <w:r>
         <w:rPr>
           <w:color w:val="188038"/>
           <w:rtl w:val="0"/>
         </w:rPr>
-        <w:t xml:space="preserve">css/estilos.css</w:t>
-      </w:r>
-      <w:r>
-        <w:rPr>
-          <w:rtl w:val="0"/>
-        </w:rPr>
-        <w:t xml:space="preserve"> en </w:t>
-      </w:r>
-      <w:r>
-        <w:rPr>
-          <w:color w:val="188038"/>
-          <w:rtl w:val="0"/>
-        </w:rPr>
-        <w:t xml:space="preserve">login.html</w:t>
-      </w:r>
-      <w:r>
-        <w:rPr>
-          <w:rtl w:val="0"/>
-        </w:rPr>
-        <w:t xml:space="preserve">, </w:t>
-      </w:r>
-      <w:r>
-        <w:rPr>
-          <w:color w:val="188038"/>
-          <w:rtl w:val="0"/>
-        </w:rPr>
-        <w:t xml:space="preserve">dashboard.html</w:t>
-      </w:r>
-      <w:r>
-        <w:rPr>
-          <w:rtl w:val="0"/>
-        </w:rPr>
-        <w:t xml:space="preserve"> y </w:t>
-      </w:r>
-      <w:r>
-        <w:rPr>
-          <w:color w:val="188038"/>
-          <w:rtl w:val="0"/>
-        </w:rPr>
-        <w:t xml:space="preserve">productos.html</w:t>
-      </w:r>
-      <w:r>
-        <w:rPr>
-          <w:rtl w:val="0"/>
-        </w:rPr>
-        <w:t xml:space="preserve">.</w:t>
+        <w:t xml:space="preserve">@import url('tokens.css');</w:t>
+      </w:r>
+      <w:r>
+        <w:rPr>
+          <w:rtl w:val="0"/>
+        </w:rPr>
+        <w:t xml:space="preserve">).</w:t>
       </w:r>
     </w:p>
     <w:p>
@@ -1006,40 +984,43 @@
         <w:rPr>
           <w:rtl w:val="0"/>
         </w:rPr>
-        <w:t xml:space="preserve">La hoja importa las variables de </w:t>
+        <w:t xml:space="preserve">Reseteo universal con modelo de caja </w:t>
       </w:r>
       <w:r>
         <w:rPr>
           <w:color w:val="188038"/>
           <w:rtl w:val="0"/>
         </w:rPr>
-        <w:t xml:space="preserve">tokens.css</w:t>
-      </w:r>
-      <w:r>
-        <w:rPr>
-          <w:rtl w:val="0"/>
-        </w:rPr>
-        <w:t xml:space="preserve"> (</w:t>
+        <w:t xml:space="preserve">box-sizing: border-box</w:t>
+      </w:r>
+      <w:r>
+        <w:rPr>
+          <w:rtl w:val="0"/>
+        </w:rPr>
+        <w:t xml:space="preserve">.</w:t>
+      </w:r>
+    </w:p>
+    <w:p>
+      <w:pPr>
+        <w:numPr>
+          <w:ilvl w:val="1"/>
+          <w:numId w:val="1"/>
+        </w:numPr>
+        <w:spacing w:after="0" w:afterAutospacing="0" w:lineRule="auto"/>
+        <w:ind w:left="1440" w:hanging="360"/>
+      </w:pPr>
+      <w:r>
+        <w:rPr>
+          <w:rtl w:val="0"/>
+        </w:rPr>
+        <w:t xml:space="preserve">Definición de estilos base para body, títulos, enlaces, formularios y botones utilizando exclusivamente las variables del sistema y asegurando </w:t>
       </w:r>
       <w:r>
         <w:rPr>
           <w:color w:val="188038"/>
           <w:rtl w:val="0"/>
         </w:rPr>
-        <w:t xml:space="preserve">@import url('tokens.css');</w:t>
-      </w:r>
-      <w:r>
-        <w:rPr>
-          <w:rtl w:val="0"/>
-        </w:rPr>
-        <w:t xml:space="preserve">) y aplica el reseteo </w:t>
-      </w:r>
-      <w:r>
-        <w:rPr>
-          <w:color w:val="188038"/>
-          <w:rtl w:val="0"/>
-        </w:rPr>
-        <w:t xml:space="preserve">* { box-sizing: border-box; }</w:t>
+        <w:t xml:space="preserve">:focus-visible</w:t>
       </w:r>
       <w:r>
         <w:rPr>
@@ -1063,7 +1044,7 @@
           <w:bCs w:val="1"/>
           <w:rtl w:val="0"/>
         </w:rPr>
-        <w:t xml:space="preserve">Maquetación de la Interfaz de Productos (</w:t>
+        <w:t xml:space="preserve">Escala Tipográfica en </w:t>
       </w:r>
       <w:r>
         <w:rPr>
@@ -1072,7 +1053,7 @@
           <w:color w:val="188038"/>
           <w:rtl w:val="0"/>
         </w:rPr>
-        <w:t xml:space="preserve">productos.html</w:t>
+        <w:t xml:space="preserve">rem</w:t>
       </w:r>
       <w:r>
         <w:rPr>
@@ -1080,7 +1061,7 @@
           <w:bCs w:val="1"/>
           <w:rtl w:val="0"/>
         </w:rPr>
-        <w:t xml:space="preserve">):</w:t>
+        <w:t xml:space="preserve">:</w:t>
       </w:r>
     </w:p>
     <w:p>
@@ -1094,30 +1075,66 @@
       </w:pPr>
       <w:r>
         <w:rPr>
+          <w:rtl w:val="0"/>
+        </w:rPr>
+        <w:t xml:space="preserve">Se definieron e implementaron 5 escalones tipográficos (</w:t>
+      </w:r>
+      <w:r>
+        <w:rPr>
+          <w:color w:val="188038"/>
+          <w:rtl w:val="0"/>
+        </w:rPr>
+        <w:t xml:space="preserve">--t-1</w:t>
+      </w:r>
+      <w:r>
+        <w:rPr>
+          <w:rtl w:val="0"/>
+        </w:rPr>
+        <w:t xml:space="preserve"> a </w:t>
+      </w:r>
+      <w:r>
+        <w:rPr>
+          <w:color w:val="188038"/>
+          <w:rtl w:val="0"/>
+        </w:rPr>
+        <w:t xml:space="preserve">--t-5</w:t>
+      </w:r>
+      <w:r>
+        <w:rPr>
+          <w:rtl w:val="0"/>
+        </w:rPr>
+        <w:t xml:space="preserve">) aplicados a encabezados, etiquetas (</w:t>
+      </w:r>
+      <w:r>
+        <w:rPr>
+          <w:color w:val="188038"/>
+          <w:rtl w:val="0"/>
+        </w:rPr>
+        <w:t xml:space="preserve">label</w:t>
+      </w:r>
+      <w:r>
+        <w:rPr>
+          <w:rtl w:val="0"/>
+        </w:rPr>
+        <w:t xml:space="preserve">) y tarjetas para garantizar consistencia visual.</w:t>
+      </w:r>
+    </w:p>
+    <w:p>
+      <w:pPr>
+        <w:numPr>
+          <w:ilvl w:val="0"/>
+          <w:numId w:val="1"/>
+        </w:numPr>
+        <w:spacing w:after="0" w:afterAutospacing="0" w:lineRule="auto"/>
+        <w:ind w:left="720" w:hanging="360"/>
+      </w:pPr>
+      <w:r>
+        <w:rPr>
           <w:b w:val="1"/>
           <w:bCs w:val="1"/>
           <w:rtl w:val="0"/>
         </w:rPr>
-        <w:t xml:space="preserve">Encabezado:</w:t>
-      </w:r>
-      <w:r>
-        <w:rPr>
-          <w:rtl w:val="0"/>
-        </w:rPr>
-        <w:t xml:space="preserve"> Se agregó la marca con el logo y el bloque </w:t>
-      </w:r>
-      <w:r>
-        <w:rPr>
-          <w:color w:val="188038"/>
-          <w:rtl w:val="0"/>
-        </w:rPr>
-        <w:t xml:space="preserve">.usuario</w:t>
-      </w:r>
-      <w:r>
-        <w:rPr>
-          <w:rtl w:val="0"/>
-        </w:rPr>
-        <w:t xml:space="preserve"> con el nombre de usuario y el botón/enlace de cierre de sesión.</w:t>
+        <w:t xml:space="preserve">Estilización de la Tabla de Productos:</w:t>
       </w:r>
     </w:p>
     <w:p>
@@ -1131,30 +1148,22 @@
       </w:pPr>
       <w:r>
         <w:rPr>
-          <w:b w:val="1"/>
-          <w:bCs w:val="1"/>
-          <w:rtl w:val="0"/>
-        </w:rPr>
-        <w:t xml:space="preserve">Navegación:</w:t>
-      </w:r>
-      <w:r>
-        <w:rPr>
-          <w:rtl w:val="0"/>
-        </w:rPr>
-        <w:t xml:space="preserve"> Se aplicó la clase </w:t>
+          <w:rtl w:val="0"/>
+        </w:rPr>
+        <w:t xml:space="preserve">Encabezado estilizado con el color de marca (</w:t>
       </w:r>
       <w:r>
         <w:rPr>
           <w:color w:val="188038"/>
           <w:rtl w:val="0"/>
         </w:rPr>
-        <w:t xml:space="preserve">.activo</w:t>
-      </w:r>
-      <w:r>
-        <w:rPr>
-          <w:rtl w:val="0"/>
-        </w:rPr>
-        <w:t xml:space="preserve"> al enlace correspondiente a la vista actual para diferenciar el estado en el menú.</w:t>
+        <w:t xml:space="preserve">--color-marca</w:t>
+      </w:r>
+      <w:r>
+        <w:rPr>
+          <w:rtl w:val="0"/>
+        </w:rPr>
+        <w:t xml:space="preserve">).</w:t>
       </w:r>
     </w:p>
     <w:p>
@@ -1168,82 +1177,22 @@
       </w:pPr>
       <w:r>
         <w:rPr>
-          <w:b w:val="1"/>
-          <w:bCs w:val="1"/>
-          <w:rtl w:val="0"/>
-        </w:rPr>
-        <w:t xml:space="preserve">Tabla de Inventario:</w:t>
-      </w:r>
-      <w:r>
-        <w:rPr>
-          <w:rtl w:val="0"/>
-        </w:rPr>
-        <w:t xml:space="preserve"> Se aplicaron estilos a </w:t>
+          <w:rtl w:val="0"/>
+        </w:rPr>
+        <w:t xml:space="preserve">Filas alternas configuradas con la pseudoclase </w:t>
       </w:r>
       <w:r>
         <w:rPr>
           <w:color w:val="188038"/>
           <w:rtl w:val="0"/>
         </w:rPr>
-        <w:t xml:space="preserve">&lt;table&gt;</w:t>
-      </w:r>
-      <w:r>
-        <w:rPr>
-          <w:rtl w:val="0"/>
-        </w:rPr>
-        <w:t xml:space="preserve">, </w:t>
-      </w:r>
-      <w:r>
-        <w:rPr>
-          <w:color w:val="188038"/>
-          <w:rtl w:val="0"/>
-        </w:rPr>
-        <w:t xml:space="preserve">&lt;thead&gt;</w:t>
-      </w:r>
-      <w:r>
-        <w:rPr>
-          <w:rtl w:val="0"/>
-        </w:rPr>
-        <w:t xml:space="preserve"> (con </w:t>
-      </w:r>
-      <w:r>
-        <w:rPr>
-          <w:color w:val="188038"/>
-          <w:rtl w:val="0"/>
-        </w:rPr>
-        <w:t xml:space="preserve">--color-marca</w:t>
-      </w:r>
-      <w:r>
-        <w:rPr>
-          <w:rtl w:val="0"/>
-        </w:rPr>
-        <w:t xml:space="preserve">), filas alternas (</w:t>
-      </w:r>
-      <w:r>
-        <w:rPr>
-          <w:color w:val="188038"/>
-          <w:rtl w:val="0"/>
-        </w:rPr>
-        <w:t xml:space="preserve">tr:nth-child(even)</w:t>
-      </w:r>
-      <w:r>
-        <w:rPr>
-          <w:rtl w:val="0"/>
-        </w:rPr>
-        <w:t xml:space="preserve">), realce al pasar el puntero (</w:t>
-      </w:r>
-      <w:r>
-        <w:rPr>
-          <w:color w:val="188038"/>
-          <w:rtl w:val="0"/>
-        </w:rPr>
-        <w:t xml:space="preserve">tr:hover</w:t>
-      </w:r>
-      <w:r>
-        <w:rPr>
-          <w:rtl w:val="0"/>
-        </w:rPr>
-        <w:t xml:space="preserve">) y estilos para los botones de editar/eliminar.</w:t>
+        <w:t xml:space="preserve">:nth-child(even)</w:t>
+      </w:r>
+      <w:r>
+        <w:rPr>
+          <w:rtl w:val="0"/>
+        </w:rPr>
+        <w:t xml:space="preserve">.</w:t>
       </w:r>
     </w:p>
     <w:p>
@@ -1257,121 +1206,22 @@
       </w:pPr>
       <w:r>
         <w:rPr>
-          <w:b w:val="1"/>
-          <w:bCs w:val="1"/>
-          <w:rtl w:val="0"/>
-        </w:rPr>
-        <w:t xml:space="preserve">Formulario de Registro:</w:t>
-      </w:r>
-      <w:r>
-        <w:rPr>
-          <w:rtl w:val="0"/>
-        </w:rPr>
-        <w:t xml:space="preserve"> Se maquetaron los controles </w:t>
+          <w:rtl w:val="0"/>
+        </w:rPr>
+        <w:t xml:space="preserve">Realce interactivo mediante el estado </w:t>
       </w:r>
       <w:r>
         <w:rPr>
           <w:color w:val="188038"/>
           <w:rtl w:val="0"/>
         </w:rPr>
-        <w:t xml:space="preserve">&lt;input&gt;</w:t>
-      </w:r>
-      <w:r>
-        <w:rPr>
-          <w:rtl w:val="0"/>
-        </w:rPr>
-        <w:t xml:space="preserve">, </w:t>
-      </w:r>
-      <w:r>
-        <w:rPr>
-          <w:color w:val="188038"/>
-          <w:rtl w:val="0"/>
-        </w:rPr>
-        <w:t xml:space="preserve">&lt;select&gt;</w:t>
-      </w:r>
-      <w:r>
-        <w:rPr>
-          <w:rtl w:val="0"/>
-        </w:rPr>
-        <w:t xml:space="preserve"> y </w:t>
-      </w:r>
-      <w:r>
-        <w:rPr>
-          <w:color w:val="188038"/>
-          <w:rtl w:val="0"/>
-        </w:rPr>
-        <w:t xml:space="preserve">&lt;button type="submit"&gt;</w:t>
-      </w:r>
-      <w:r>
-        <w:rPr>
-          <w:rtl w:val="0"/>
-        </w:rPr>
-        <w:t xml:space="preserve"> con sus estados normal, </w:t>
-      </w:r>
-      <w:r>
-        <w:rPr>
-          <w:color w:val="188038"/>
-          <w:rtl w:val="0"/>
-        </w:rPr>
         <w:t xml:space="preserve">:hover</w:t>
       </w:r>
       <w:r>
         <w:rPr>
           <w:rtl w:val="0"/>
         </w:rPr>
-        <w:t xml:space="preserve"> y </w:t>
-      </w:r>
-      <w:r>
-        <w:rPr>
-          <w:color w:val="188038"/>
-          <w:rtl w:val="0"/>
-        </w:rPr>
-        <w:t xml:space="preserve">:focus-visible</w:t>
-      </w:r>
-      <w:r>
-        <w:rPr>
-          <w:rtl w:val="0"/>
-        </w:rPr>
-        <w:t xml:space="preserve"> utilizando exclusivamente los tokens de color (</w:t>
-      </w:r>
-      <w:r>
-        <w:rPr>
-          <w:color w:val="188038"/>
-          <w:rtl w:val="0"/>
-        </w:rPr>
-        <w:t xml:space="preserve">--color-accion</w:t>
-      </w:r>
-      <w:r>
-        <w:rPr>
-          <w:rtl w:val="0"/>
-        </w:rPr>
-        <w:t xml:space="preserve">, </w:t>
-      </w:r>
-      <w:r>
-        <w:rPr>
-          <w:color w:val="188038"/>
-          <w:rtl w:val="0"/>
-        </w:rPr>
-        <w:t xml:space="preserve">--color-acento</w:t>
-      </w:r>
-      <w:r>
-        <w:rPr>
-          <w:rtl w:val="0"/>
-        </w:rPr>
-        <w:t xml:space="preserve">, </w:t>
-      </w:r>
-      <w:r>
-        <w:rPr>
-          <w:color w:val="188038"/>
-          <w:rtl w:val="0"/>
-        </w:rPr>
-        <w:t xml:space="preserve">--superficie</w:t>
-      </w:r>
-      <w:r>
-        <w:rPr>
-          <w:rtl w:val="0"/>
-        </w:rPr>
-        <w:t xml:space="preserve">).</w:t>
+        <w:t xml:space="preserve"> en las filas.</w:t>
       </w:r>
     </w:p>
     <w:p>
@@ -1389,7 +1239,7 @@
           <w:bCs w:val="1"/>
           <w:rtl w:val="0"/>
         </w:rPr>
-        <w:t xml:space="preserve">Escala Tipográfica y Especificidad:</w:t>
+        <w:t xml:space="preserve">Ejercicio Diagnóstico de Especificidad:</w:t>
       </w:r>
     </w:p>
     <w:p>
@@ -1405,20 +1255,209 @@
         <w:rPr>
           <w:rtl w:val="0"/>
         </w:rPr>
-        <w:t xml:space="preserve">Se aplicó la escala tipográfica en unidades </w:t>
+        <w:t xml:space="preserve">Archivos creados: </w:t>
       </w:r>
       <w:r>
         <w:rPr>
           <w:color w:val="188038"/>
           <w:rtl w:val="0"/>
         </w:rPr>
-        <w:t xml:space="preserve">rem</w:t>
-      </w:r>
-      <w:r>
-        <w:rPr>
-          <w:rtl w:val="0"/>
-        </w:rPr>
-        <w:t xml:space="preserve"> para mantener proporciones dinámicas en encabezados y etiquetas.</w:t>
+        <w:t xml:space="preserve">ejercicio-especificidad.html</w:t>
+      </w:r>
+      <w:r>
+        <w:rPr>
+          <w:rtl w:val="0"/>
+        </w:rPr>
+        <w:t xml:space="preserve"> y </w:t>
+      </w:r>
+      <w:r>
+        <w:rPr>
+          <w:color w:val="188038"/>
+          <w:rtl w:val="0"/>
+        </w:rPr>
+        <w:t xml:space="preserve">css/especificidad.css</w:t>
+      </w:r>
+      <w:r>
+        <w:rPr>
+          <w:rtl w:val="0"/>
+        </w:rPr>
+        <w:t xml:space="preserve">.</w:t>
+      </w:r>
+    </w:p>
+    <w:p>
+      <w:pPr>
+        <w:numPr>
+          <w:ilvl w:val="1"/>
+          <w:numId w:val="1"/>
+        </w:numPr>
+        <w:spacing w:after="0" w:afterAutospacing="0" w:lineRule="auto"/>
+        <w:ind w:left="1440" w:hanging="360"/>
+      </w:pPr>
+      <w:r>
+        <w:rPr>
+          <w:b w:val="1"/>
+          <w:bCs w:val="1"/>
+          <w:rtl w:val="0"/>
+        </w:rPr>
+        <w:t xml:space="preserve">Análisis de conflicto:</w:t>
+      </w:r>
+      <w:r>
+        <w:rPr>
+          <w:rtl w:val="0"/>
+        </w:rPr>
+        <w:t xml:space="preserve"> Se evaluaron tres reglas competidoras.</w:t>
+      </w:r>
+    </w:p>
+    <w:p>
+      <w:pPr>
+        <w:numPr>
+          <w:ilvl w:val="1"/>
+          <w:numId w:val="1"/>
+        </w:numPr>
+        <w:spacing w:after="0" w:afterAutospacing="0" w:lineRule="auto"/>
+        <w:ind w:left="1440" w:hanging="360"/>
+      </w:pPr>
+      <w:r>
+        <w:rPr>
+          <w:b w:val="1"/>
+          <w:bCs w:val="1"/>
+          <w:rtl w:val="0"/>
+        </w:rPr>
+        <w:t xml:space="preserve">Predicción y resultado:</w:t>
+      </w:r>
+      <w:r>
+        <w:rPr>
+          <w:rtl w:val="0"/>
+        </w:rPr>
+        <w:t xml:space="preserve"> Ganó el selector </w:t>
+      </w:r>
+      <w:r>
+        <w:rPr>
+          <w:color w:val="188038"/>
+          <w:rtl w:val="0"/>
+        </w:rPr>
+        <w:t xml:space="preserve">#menu .tarjeta p</w:t>
+      </w:r>
+      <w:r>
+        <w:rPr>
+          <w:rtl w:val="0"/>
+        </w:rPr>
+        <w:t xml:space="preserve"> con un peso de </w:t>
+      </w:r>
+      <w:r>
+        <w:rPr>
+          <w:b w:val="1"/>
+          <w:bCs w:val="1"/>
+          <w:rtl w:val="0"/>
+        </w:rPr>
+        <w:t xml:space="preserve">1-1-1</w:t>
+      </w:r>
+      <w:r>
+        <w:rPr>
+          <w:rtl w:val="0"/>
+        </w:rPr>
+        <w:t xml:space="preserve"> (1 ID, 1 clase, 1 elemento), aplicando correctamente el color de error (</w:t>
+      </w:r>
+      <w:r>
+        <w:rPr>
+          <w:color w:val="188038"/>
+          <w:rtl w:val="0"/>
+        </w:rPr>
+        <w:t xml:space="preserve">--error</w:t>
+      </w:r>
+      <w:r>
+        <w:rPr>
+          <w:rtl w:val="0"/>
+        </w:rPr>
+        <w:t xml:space="preserve">).</w:t>
+      </w:r>
+    </w:p>
+    <w:p>
+      <w:pPr>
+        <w:numPr>
+          <w:ilvl w:val="0"/>
+          <w:numId w:val="1"/>
+        </w:numPr>
+        <w:spacing w:after="0" w:afterAutospacing="0" w:lineRule="auto"/>
+        <w:ind w:left="720" w:hanging="360"/>
+      </w:pPr>
+      <w:r>
+        <w:rPr>
+          <w:b w:val="1"/>
+          <w:bCs w:val="1"/>
+          <w:rtl w:val="0"/>
+        </w:rPr>
+        <w:t xml:space="preserve">Alineación con la Guía del SENA:</w:t>
+      </w:r>
+    </w:p>
+    <w:p>
+      <w:pPr>
+        <w:numPr>
+          <w:ilvl w:val="1"/>
+          <w:numId w:val="1"/>
+        </w:numPr>
+        <w:spacing w:after="0" w:afterAutospacing="0" w:lineRule="auto"/>
+        <w:ind w:left="1440" w:hanging="360"/>
+      </w:pPr>
+      <w:r>
+        <w:rPr>
+          <w:b w:val="1"/>
+          <w:bCs w:val="1"/>
+          <w:rtl w:val="0"/>
+        </w:rPr>
+        <w:t xml:space="preserve">0 usos de </w:t>
+      </w:r>
+      <w:r>
+        <w:rPr>
+          <w:b w:val="1"/>
+          <w:bCs w:val="1"/>
+          <w:color w:val="188038"/>
+          <w:rtl w:val="0"/>
+        </w:rPr>
+        <w:t xml:space="preserve">!important</w:t>
+      </w:r>
+      <w:r>
+        <w:rPr>
+          <w:rtl w:val="0"/>
+        </w:rPr>
+        <w:t xml:space="preserve">.</w:t>
+      </w:r>
+    </w:p>
+    <w:p>
+      <w:pPr>
+        <w:numPr>
+          <w:ilvl w:val="1"/>
+          <w:numId w:val="1"/>
+        </w:numPr>
+        <w:spacing w:after="0" w:afterAutospacing="0" w:lineRule="auto"/>
+        <w:ind w:left="1440" w:hanging="360"/>
+      </w:pPr>
+      <w:r>
+        <w:rPr>
+          <w:b w:val="1"/>
+          <w:bCs w:val="1"/>
+          <w:rtl w:val="0"/>
+        </w:rPr>
+        <w:t xml:space="preserve">0 valores hexadecimales sueltos</w:t>
+      </w:r>
+      <w:r>
+        <w:rPr>
+          <w:rtl w:val="0"/>
+        </w:rPr>
+        <w:t xml:space="preserve"> (todo consume </w:t>
+      </w:r>
+      <w:r>
+        <w:rPr>
+          <w:color w:val="188038"/>
+          <w:rtl w:val="0"/>
+        </w:rPr>
+        <w:t xml:space="preserve">var(...)</w:t>
+      </w:r>
+      <w:r>
+        <w:rPr>
+          <w:rtl w:val="0"/>
+        </w:rPr>
+        <w:t xml:space="preserve">).</w:t>
       </w:r>
     </w:p>
     <w:p>
@@ -1434,33 +1473,20 @@
         <w:rPr>
           <w:rtl w:val="0"/>
         </w:rPr>
-        <w:t xml:space="preserve">Se desarrolló la prueba diagnóstica en </w:t>
+        <w:t xml:space="preserve">Accesibilidad de navegación por teclado verificada mediante </w:t>
       </w:r>
       <w:r>
         <w:rPr>
           <w:color w:val="188038"/>
           <w:rtl w:val="0"/>
         </w:rPr>
-        <w:t xml:space="preserve">ejercicio-especificidad.html</w:t>
-      </w:r>
-      <w:r>
-        <w:rPr>
-          <w:rtl w:val="0"/>
-        </w:rPr>
-        <w:t xml:space="preserve">, confirmando que el selector </w:t>
-      </w:r>
-      <w:r>
-        <w:rPr>
-          <w:color w:val="188038"/>
-          <w:rtl w:val="0"/>
-        </w:rPr>
-        <w:t xml:space="preserve">#menu .tarjeta p</w:t>
-      </w:r>
-      <w:r>
-        <w:rPr>
-          <w:rtl w:val="0"/>
-        </w:rPr>
-        <w:t xml:space="preserve"> (peso 1-1-1) sobrescribe las reglas menos específicas.</w:t>
+        <w:t xml:space="preserve">:focus-visible</w:t>
+      </w:r>
+      <w:r>
+        <w:rPr>
+          <w:rtl w:val="0"/>
+        </w:rPr>
+        <w:t xml:space="preserve">.</w:t>
       </w:r>
     </w:p>
     <w:p>
